--- a/Module 4 Quality.docx
+++ b/Module 4 Quality.docx
@@ -4,39 +4,31 @@
   <w:body>
     <w:p>
       <w:pPr>
-        <w:rPr>
-          <w:lang w:val="nl-NL"/>
-        </w:rPr>
-      </w:pPr>
-      <w:r>
-        <w:rPr>
-          <w:lang w:val="nl-NL"/>
-        </w:rPr>
-        <w:t xml:space="preserve">Module 4 </w:t>
-      </w:r>
-      <w:proofErr w:type="spellStart"/>
-      <w:r>
-        <w:rPr>
-          <w:lang w:val="nl-NL"/>
-        </w:rPr>
-        <w:t>Quality</w:t>
-      </w:r>
-      <w:proofErr w:type="spellEnd"/>
-    </w:p>
-    <w:p>
-      <w:pPr>
-        <w:rPr>
-          <w:lang w:val="nl-NL"/>
-        </w:rPr>
-      </w:pPr>
-      <w:proofErr w:type="spellStart"/>
-      <w:r>
-        <w:rPr>
-          <w:lang w:val="nl-NL"/>
+        <w:pStyle w:val="Heading1"/>
+        <w:rPr>
+          <w:lang w:val="en-US"/>
+        </w:rPr>
+      </w:pPr>
+      <w:r>
+        <w:rPr>
+          <w:lang w:val="en-US"/>
+        </w:rPr>
+        <w:t>Module 4 Quality</w:t>
+      </w:r>
+    </w:p>
+    <w:p>
+      <w:pPr>
+        <w:pStyle w:val="Heading2"/>
+        <w:rPr>
+          <w:lang w:val="en-US"/>
+        </w:rPr>
+      </w:pPr>
+      <w:r>
+        <w:rPr>
+          <w:lang w:val="en-US"/>
         </w:rPr>
         <w:t>Introduction</w:t>
       </w:r>
-      <w:proofErr w:type="spellEnd"/>
     </w:p>
     <w:p>
       <w:pPr>
@@ -770,6 +762,49 @@
     <w:name w:val="Normal"/>
     <w:qFormat/>
   </w:style>
+  <w:style w:type="paragraph" w:styleId="Heading1">
+    <w:name w:val="heading 1"/>
+    <w:basedOn w:val="Normal"/>
+    <w:next w:val="Normal"/>
+    <w:link w:val="Heading1Char"/>
+    <w:uiPriority w:val="9"/>
+    <w:qFormat/>
+    <w:rsid w:val="000F5D7B"/>
+    <w:pPr>
+      <w:keepNext/>
+      <w:keepLines/>
+      <w:spacing w:before="240"/>
+      <w:outlineLvl w:val="0"/>
+    </w:pPr>
+    <w:rPr>
+      <w:rFonts w:asciiTheme="majorHAnsi" w:eastAsiaTheme="majorEastAsia" w:hAnsiTheme="majorHAnsi" w:cstheme="majorBidi"/>
+      <w:color w:val="2F5496" w:themeColor="accent1" w:themeShade="BF"/>
+      <w:sz w:val="32"/>
+      <w:szCs w:val="32"/>
+    </w:rPr>
+  </w:style>
+  <w:style w:type="paragraph" w:styleId="Heading2">
+    <w:name w:val="heading 2"/>
+    <w:basedOn w:val="Normal"/>
+    <w:next w:val="Normal"/>
+    <w:link w:val="Heading2Char"/>
+    <w:uiPriority w:val="9"/>
+    <w:unhideWhenUsed/>
+    <w:qFormat/>
+    <w:rsid w:val="000F5D7B"/>
+    <w:pPr>
+      <w:keepNext/>
+      <w:keepLines/>
+      <w:spacing w:before="40"/>
+      <w:outlineLvl w:val="1"/>
+    </w:pPr>
+    <w:rPr>
+      <w:rFonts w:asciiTheme="majorHAnsi" w:eastAsiaTheme="majorEastAsia" w:hAnsiTheme="majorHAnsi" w:cstheme="majorBidi"/>
+      <w:color w:val="2F5496" w:themeColor="accent1" w:themeShade="BF"/>
+      <w:sz w:val="26"/>
+      <w:szCs w:val="26"/>
+    </w:rPr>
+  </w:style>
   <w:style w:type="character" w:default="1" w:styleId="DefaultParagraphFont">
     <w:name w:val="Default Paragraph Font"/>
     <w:uiPriority w:val="1"/>
@@ -807,6 +842,32 @@
       <w:ind w:left="720"/>
       <w:contextualSpacing/>
     </w:pPr>
+  </w:style>
+  <w:style w:type="character" w:customStyle="1" w:styleId="Heading1Char">
+    <w:name w:val="Heading 1 Char"/>
+    <w:basedOn w:val="DefaultParagraphFont"/>
+    <w:link w:val="Heading1"/>
+    <w:uiPriority w:val="9"/>
+    <w:rsid w:val="000F5D7B"/>
+    <w:rPr>
+      <w:rFonts w:asciiTheme="majorHAnsi" w:eastAsiaTheme="majorEastAsia" w:hAnsiTheme="majorHAnsi" w:cstheme="majorBidi"/>
+      <w:color w:val="2F5496" w:themeColor="accent1" w:themeShade="BF"/>
+      <w:sz w:val="32"/>
+      <w:szCs w:val="32"/>
+    </w:rPr>
+  </w:style>
+  <w:style w:type="character" w:customStyle="1" w:styleId="Heading2Char">
+    <w:name w:val="Heading 2 Char"/>
+    <w:basedOn w:val="DefaultParagraphFont"/>
+    <w:link w:val="Heading2"/>
+    <w:uiPriority w:val="9"/>
+    <w:rsid w:val="000F5D7B"/>
+    <w:rPr>
+      <w:rFonts w:asciiTheme="majorHAnsi" w:eastAsiaTheme="majorEastAsia" w:hAnsiTheme="majorHAnsi" w:cstheme="majorBidi"/>
+      <w:color w:val="2F5496" w:themeColor="accent1" w:themeShade="BF"/>
+      <w:sz w:val="26"/>
+      <w:szCs w:val="26"/>
+    </w:rPr>
   </w:style>
 </w:styles>
 </file>
